--- a/W01/[AI-05] - FIT@HCMUS - AI Privacy Checklist_En.docx
+++ b/W01/[AI-05] - FIT@HCMUS - AI Privacy Checklist_En.docx
@@ -551,6 +551,9 @@
             <w:pPr>
               <w:cnfStyle w:val="100000000000" w:firstRow="1" w:lastRow="0" w:firstColumn="0" w:lastColumn="0" w:oddVBand="0" w:evenVBand="0" w:oddHBand="0" w:evenHBand="0" w:firstRowFirstColumn="0" w:firstRowLastColumn="0" w:lastRowFirstColumn="0" w:lastRowLastColumn="0"/>
             </w:pPr>
+            <w:r>
+              <w:t>NGÔ THẾ ĐẠT</w:t>
+            </w:r>
           </w:p>
         </w:tc>
       </w:tr>
@@ -582,6 +585,9 @@
             <w:pPr>
               <w:cnfStyle w:val="000000100000" w:firstRow="0" w:lastRow="0" w:firstColumn="0" w:lastColumn="0" w:oddVBand="0" w:evenVBand="0" w:oddHBand="1" w:evenHBand="0" w:firstRowFirstColumn="0" w:firstRowLastColumn="0" w:lastRowFirstColumn="0" w:lastRowLastColumn="0"/>
             </w:pPr>
+            <w:r>
+              <w:t>23127340</w:t>
+            </w:r>
           </w:p>
         </w:tc>
       </w:tr>
@@ -613,6 +619,9 @@
             <w:pPr>
               <w:cnfStyle w:val="000000010000" w:firstRow="0" w:lastRow="0" w:firstColumn="0" w:lastColumn="0" w:oddVBand="0" w:evenVBand="0" w:oddHBand="0" w:evenHBand="1" w:firstRowFirstColumn="0" w:firstRowLastColumn="0" w:lastRowFirstColumn="0" w:lastRowLastColumn="0"/>
             </w:pPr>
+            <w:r>
+              <w:t>23KTPM3</w:t>
+            </w:r>
           </w:p>
         </w:tc>
       </w:tr>
@@ -696,6 +705,9 @@
             <w:pPr>
               <w:cnfStyle w:val="000000010000" w:firstRow="0" w:lastRow="0" w:firstColumn="0" w:lastColumn="0" w:oddVBand="0" w:evenVBand="0" w:oddHBand="0" w:evenHBand="1" w:firstRowFirstColumn="0" w:firstRowLastColumn="0" w:lastRowFirstColumn="0" w:lastRowLastColumn="0"/>
             </w:pPr>
+            <w:r>
+              <w:t>Hồ Tuấn Thanh</w:t>
+            </w:r>
           </w:p>
         </w:tc>
       </w:tr>
@@ -727,6 +739,9 @@
             <w:pPr>
               <w:cnfStyle w:val="000000100000" w:firstRow="0" w:lastRow="0" w:firstColumn="0" w:lastColumn="0" w:oddVBand="0" w:evenVBand="0" w:oddHBand="1" w:evenHBand="0" w:firstRowFirstColumn="0" w:firstRowLastColumn="0" w:lastRowFirstColumn="0" w:lastRowLastColumn="0"/>
             </w:pPr>
+            <w:r>
+              <w:t>06/04/2026</w:t>
+            </w:r>
           </w:p>
         </w:tc>
       </w:tr>
@@ -759,6 +774,59 @@
             <w:pPr>
               <w:cnfStyle w:val="000000010000" w:firstRow="0" w:lastRow="0" w:firstColumn="0" w:lastColumn="0" w:oddVBand="0" w:evenVBand="0" w:oddHBand="0" w:evenHBand="1" w:firstRowFirstColumn="0" w:firstRowLastColumn="0" w:lastRowFirstColumn="0" w:lastRowLastColumn="0"/>
             </w:pPr>
+            <w:r>
+              <w:rPr>
+                <w:noProof/>
+              </w:rPr>
+              <w:drawing>
+                <wp:inline distT="0" distB="0" distL="0" distR="0" wp14:anchorId="70F408F7" wp14:editId="0D4A58A8">
+                  <wp:extent cx="4003040" cy="2101850"/>
+                  <wp:effectExtent l="0" t="0" r="0" b="0"/>
+                  <wp:docPr id="1133340098" name="Picture 1"/>
+                  <wp:cNvGraphicFramePr>
+                    <a:graphicFrameLocks xmlns:a="http://schemas.openxmlformats.org/drawingml/2006/main" noChangeAspect="1"/>
+                  </wp:cNvGraphicFramePr>
+                  <a:graphic xmlns:a="http://schemas.openxmlformats.org/drawingml/2006/main">
+                    <a:graphicData uri="http://schemas.openxmlformats.org/drawingml/2006/picture">
+                      <pic:pic xmlns:pic="http://schemas.openxmlformats.org/drawingml/2006/picture">
+                        <pic:nvPicPr>
+                          <pic:cNvPr id="0" name="Picture 1"/>
+                          <pic:cNvPicPr>
+                            <a:picLocks noChangeAspect="1" noChangeArrowheads="1"/>
+                          </pic:cNvPicPr>
+                        </pic:nvPicPr>
+                        <pic:blipFill>
+                          <a:blip r:embed="rId6">
+                            <a:extLst>
+                              <a:ext uri="{28A0092B-C50C-407E-A947-70E740481C1C}">
+                                <a14:useLocalDpi xmlns:a14="http://schemas.microsoft.com/office/drawing/2010/main" val="0"/>
+                              </a:ext>
+                            </a:extLst>
+                          </a:blip>
+                          <a:srcRect/>
+                          <a:stretch>
+                            <a:fillRect/>
+                          </a:stretch>
+                        </pic:blipFill>
+                        <pic:spPr bwMode="auto">
+                          <a:xfrm>
+                            <a:off x="0" y="0"/>
+                            <a:ext cx="4003040" cy="2101850"/>
+                          </a:xfrm>
+                          <a:prstGeom prst="rect">
+                            <a:avLst/>
+                          </a:prstGeom>
+                          <a:noFill/>
+                          <a:ln>
+                            <a:noFill/>
+                          </a:ln>
+                        </pic:spPr>
+                      </pic:pic>
+                    </a:graphicData>
+                  </a:graphic>
+                </wp:inline>
+              </w:drawing>
+            </w:r>
           </w:p>
         </w:tc>
       </w:tr>
